--- a/Guiones_5_Videos.docx
+++ b/Guiones_5_Videos.docx
@@ -4,7 +4,7 @@
   <w:body>
     <w:p>
       <w:pPr>
-        <w:spacing w:after="240" w:before="1440"/>
+        <w:spacing w:after="240" w:before="2880"/>
         <w:jc w:val="center"/>
       </w:pPr>
       <w:r>
@@ -12,15 +12,15 @@
           <w:rFonts w:ascii="Arial" w:cs="Arial" w:eastAsia="Arial" w:hAnsi="Arial"/>
           <w:b/>
           <w:bCs/>
-          <w:sz w:val="56"/>
-          <w:szCs w:val="56"/>
+          <w:sz w:val="48"/>
+          <w:szCs w:val="48"/>
         </w:rPr>
         <w:t xml:space="preserve">Serie: 5 Videos de Marketing</w:t>
       </w:r>
     </w:p>
     <w:p>
       <w:pPr>
-        <w:spacing w:after="2880" w:before="0"/>
+        <w:spacing w:after="0" w:before="0"/>
         <w:jc w:val="center"/>
       </w:pPr>
       <w:r>
@@ -37,9 +37,8 @@
     </w:p>
     <w:p>
       <w:pPr>
-        <w:pStyle w:val="Heading1"/>
         <w:pageBreakBefore/>
-        <w:spacing w:after="320" w:before="0"/>
+        <w:spacing w:after="240" w:before="0"/>
       </w:pPr>
       <w:r>
         <w:rPr>
@@ -49,107 +48,106 @@
           <w:sz w:val="56"/>
           <w:szCs w:val="56"/>
         </w:rPr>
-        <w:t xml:space="preserve">Guion 1 — ROAS: El número que importa</w:t>
-      </w:r>
-    </w:p>
-    <w:p>
-      <w:pPr>
-        <w:spacing w:after="80" w:before="240"/>
-      </w:pPr>
-      <w:r>
-        <w:rPr>
-          <w:rFonts w:ascii="Arial" w:cs="Arial" w:eastAsia="Arial" w:hAnsi="Arial"/>
-          <w:b/>
-          <w:bCs/>
-          <w:caps/>
-          <w:color w:val="FF4B14"/>
-          <w:sz w:val="24"/>
-          <w:szCs w:val="24"/>
-        </w:rPr>
-        <w:t xml:space="preserve">HOOK</w:t>
-      </w:r>
-    </w:p>
-    <w:p>
-      <w:pPr>
-        <w:spacing w:after="160" w:before="80"/>
-      </w:pPr>
-      <w:r>
-        <w:rPr>
-          <w:rFonts w:ascii="Arial" w:cs="Arial" w:eastAsia="Arial" w:hAnsi="Arial"/>
-          <w:sz w:val="24"/>
-          <w:szCs w:val="24"/>
-        </w:rPr>
-        <w:t xml:space="preserve">"¿Sabes cuánto dinero te regresó cada peso que invertiste en Meta?"</w:t>
-      </w:r>
-    </w:p>
-    <w:p>
-      <w:pPr>
-        <w:spacing w:after="80" w:before="240"/>
-      </w:pPr>
-      <w:r>
-        <w:rPr>
-          <w:rFonts w:ascii="Arial" w:cs="Arial" w:eastAsia="Arial" w:hAnsi="Arial"/>
-          <w:b/>
-          <w:bCs/>
-          <w:caps/>
-          <w:color w:val="FF4B14"/>
-          <w:sz w:val="24"/>
-          <w:szCs w:val="24"/>
-        </w:rPr>
-        <w:t xml:space="preserve">CUERPO</w:t>
-      </w:r>
-    </w:p>
-    <w:p>
-      <w:pPr>
-        <w:spacing w:after="160" w:before="80"/>
-      </w:pPr>
-      <w:r>
-        <w:rPr>
-          <w:rFonts w:ascii="Arial" w:cs="Arial" w:eastAsia="Arial" w:hAnsi="Arial"/>
-          <w:sz w:val="24"/>
-          <w:szCs w:val="24"/>
-        </w:rPr>
-        <w:t xml:space="preserve">Mucha gente mide sus campañas por alcance, por clics, por me gustas. Y esas métricas se ven bien en pantalla, pero no te dicen si estás ganando o perdiendo dinero. El número que de verdad importa es el ROAS — Return On Ad Spend. Si invertiste $5,400 pesos y tu campaña generó $134,000 en ventas, tu ROAS es 24.8×. Eso significa que por cada peso que pusiste, regresaron casi 25. Pero si no estás midiendo esto, puedes estar gastando más de lo que produces y ni siquiera saberlo.</w:t>
-      </w:r>
-    </w:p>
-    <w:p>
-      <w:pPr>
-        <w:spacing w:after="80" w:before="240"/>
-      </w:pPr>
-      <w:r>
-        <w:rPr>
-          <w:rFonts w:ascii="Arial" w:cs="Arial" w:eastAsia="Arial" w:hAnsi="Arial"/>
-          <w:b/>
-          <w:bCs/>
-          <w:caps/>
-          <w:color w:val="FF4B14"/>
-          <w:sz w:val="24"/>
-          <w:szCs w:val="24"/>
-        </w:rPr>
-        <w:t xml:space="preserve">CTA</w:t>
+        <w:t xml:space="preserve">GUION 1 — La campaña de 25x ROAS</w:t>
+      </w:r>
+    </w:p>
+    <w:p>
+      <w:pPr>
+        <w:spacing w:after="60" w:before="200"/>
+      </w:pPr>
+      <w:r>
+        <w:rPr>
+          <w:rFonts w:ascii="Arial" w:cs="Arial" w:eastAsia="Arial" w:hAnsi="Arial"/>
+          <w:b/>
+          <w:bCs/>
+          <w:caps/>
+          <w:color w:val="FF4B14"/>
+          <w:sz w:val="24"/>
+          <w:szCs w:val="24"/>
+        </w:rPr>
+        <w:t xml:space="preserve">HOOK:</w:t>
+      </w:r>
+    </w:p>
+    <w:p>
+      <w:pPr>
+        <w:spacing w:after="120" w:before="0"/>
+      </w:pPr>
+      <w:r>
+        <w:rPr>
+          <w:rFonts w:ascii="Arial" w:cs="Arial" w:eastAsia="Arial" w:hAnsi="Arial"/>
+          <w:sz w:val="24"/>
+          <w:szCs w:val="24"/>
+        </w:rPr>
+        <w:t xml:space="preserve">“Cinco mil pesos invertí en esta campaña. Adivina cuánto regresó… Ciento treinta y cuatro mil.”</w:t>
+      </w:r>
+    </w:p>
+    <w:p>
+      <w:pPr>
+        <w:spacing w:after="60" w:before="200"/>
+      </w:pPr>
+      <w:r>
+        <w:rPr>
+          <w:rFonts w:ascii="Arial" w:cs="Arial" w:eastAsia="Arial" w:hAnsi="Arial"/>
+          <w:b/>
+          <w:bCs/>
+          <w:caps/>
+          <w:color w:val="FF4B14"/>
+          <w:sz w:val="24"/>
+          <w:szCs w:val="24"/>
+        </w:rPr>
+        <w:t xml:space="preserve">CUERPO:</w:t>
+      </w:r>
+    </w:p>
+    <w:p>
+      <w:pPr>
+        <w:spacing w:after="120" w:before="0"/>
+      </w:pPr>
+      <w:r>
+        <w:rPr>
+          <w:rFonts w:ascii="Arial" w:cs="Arial" w:eastAsia="Arial" w:hAnsi="Arial"/>
+          <w:sz w:val="24"/>
+          <w:szCs w:val="24"/>
+        </w:rPr>
+        <w:t xml:space="preserve">Y no fue suerte ni un creativo viral. Fue una campaña de catálogo con remarketing: gente que ya había visto el producto, y le volví a poner enfrente exactamente ese producto, con su precio. Frío directo a compra es carísimo. Caliente más producto específico es donde está el dinero. El apalancamiento no estuvo en gastar más, estuvo en la capa de remarketing.</w:t>
+      </w:r>
+    </w:p>
+    <w:p>
+      <w:pPr>
+        <w:spacing w:after="60" w:before="200"/>
+      </w:pPr>
+      <w:r>
+        <w:rPr>
+          <w:rFonts w:ascii="Arial" w:cs="Arial" w:eastAsia="Arial" w:hAnsi="Arial"/>
+          <w:b/>
+          <w:bCs/>
+          <w:caps/>
+          <w:color w:val="FF4B14"/>
+          <w:sz w:val="24"/>
+          <w:szCs w:val="24"/>
+        </w:rPr>
+        <w:t xml:space="preserve">CTA:</w:t>
       </w:r>
     </w:p>
     <w:p>
       <w:pPr>
         <w:pBdr>
-          <w:bottom w:val="single" w:color="CCCCCC" w:sz="4" w:space="8"/>
+          <w:bottom w:val="single" w:color="CCCCCC" w:sz="4" w:space="4"/>
         </w:pBdr>
-        <w:spacing w:after="160" w:before="80"/>
-      </w:pPr>
-      <w:r>
-        <w:rPr>
-          <w:rFonts w:ascii="Arial" w:cs="Arial" w:eastAsia="Arial" w:hAnsi="Arial"/>
-          <w:sz w:val="24"/>
-          <w:szCs w:val="24"/>
-        </w:rPr>
-        <w:t xml:space="preserve">Aprende a medir tu ROAS antes de subir tu siguiente anuncio.</w:t>
-      </w:r>
-    </w:p>
-    <w:p>
-      <w:pPr>
-        <w:pStyle w:val="Heading1"/>
+        <w:spacing w:after="200" w:before="0"/>
+      </w:pPr>
+      <w:r>
+        <w:rPr>
+          <w:rFonts w:ascii="Arial" w:cs="Arial" w:eastAsia="Arial" w:hAnsi="Arial"/>
+          <w:sz w:val="24"/>
+          <w:szCs w:val="24"/>
+        </w:rPr>
+        <w:t xml:space="preserve">Si tienes catálogo y no corres remarketing de catálogo, estás dejando billete en la mesa.</w:t>
+      </w:r>
+    </w:p>
+    <w:p>
+      <w:pPr>
         <w:pageBreakBefore/>
-        <w:spacing w:after="320" w:before="0"/>
+        <w:spacing w:after="240" w:before="0"/>
       </w:pPr>
       <w:r>
         <w:rPr>
@@ -159,107 +157,106 @@
           <w:sz w:val="56"/>
           <w:szCs w:val="56"/>
         </w:rPr>
-        <w:t xml:space="preserve">Guion 2 — El Embudo: Sabe dónde se cae</w:t>
-      </w:r>
-    </w:p>
-    <w:p>
-      <w:pPr>
-        <w:spacing w:after="80" w:before="240"/>
-      </w:pPr>
-      <w:r>
-        <w:rPr>
-          <w:rFonts w:ascii="Arial" w:cs="Arial" w:eastAsia="Arial" w:hAnsi="Arial"/>
-          <w:b/>
-          <w:bCs/>
-          <w:caps/>
-          <w:color w:val="FF4B14"/>
-          <w:sz w:val="24"/>
-          <w:szCs w:val="24"/>
-        </w:rPr>
-        <w:t xml:space="preserve">HOOK</w:t>
-      </w:r>
-    </w:p>
-    <w:p>
-      <w:pPr>
-        <w:spacing w:after="160" w:before="80"/>
-      </w:pPr>
-      <w:r>
-        <w:rPr>
-          <w:rFonts w:ascii="Arial" w:cs="Arial" w:eastAsia="Arial" w:hAnsi="Arial"/>
-          <w:sz w:val="24"/>
-          <w:szCs w:val="24"/>
-        </w:rPr>
-        <w:t xml:space="preserve">"La mayoría lanza ads sin saber en qué etapa del embudo está perdiendo clientes."</w:t>
-      </w:r>
-    </w:p>
-    <w:p>
-      <w:pPr>
-        <w:spacing w:after="80" w:before="240"/>
-      </w:pPr>
-      <w:r>
-        <w:rPr>
-          <w:rFonts w:ascii="Arial" w:cs="Arial" w:eastAsia="Arial" w:hAnsi="Arial"/>
-          <w:b/>
-          <w:bCs/>
-          <w:caps/>
-          <w:color w:val="FF4B14"/>
-          <w:sz w:val="24"/>
-          <w:szCs w:val="24"/>
-        </w:rPr>
-        <w:t xml:space="preserve">CUERPO</w:t>
-      </w:r>
-    </w:p>
-    <w:p>
-      <w:pPr>
-        <w:spacing w:after="160" w:before="80"/>
-      </w:pPr>
-      <w:r>
-        <w:rPr>
-          <w:rFonts w:ascii="Arial" w:cs="Arial" w:eastAsia="Arial" w:hAnsi="Arial"/>
-          <w:sz w:val="24"/>
-          <w:szCs w:val="24"/>
-        </w:rPr>
-        <w:t xml:space="preserve">Tu embudo tiene cuatro etapas: alcance, clic, lead y venta. Si llegas a 48,000 personas, de esas 1,440 dan clic, 216 mandan mensaje y solo 31 se convierten en clientes — ya tienes un diagnóstico. El problema casi nunca está donde crees. A veces el anuncio funciona bien, pero la landing mata la conversión. A veces el lead llega pero el cierre falla. Si no mides cada etapa por separado, no puedes saber qué arreglar. Y si arreglas lo que no está roto, solo quemas presupuesto.</w:t>
-      </w:r>
-    </w:p>
-    <w:p>
-      <w:pPr>
-        <w:spacing w:after="80" w:before="240"/>
-      </w:pPr>
-      <w:r>
-        <w:rPr>
-          <w:rFonts w:ascii="Arial" w:cs="Arial" w:eastAsia="Arial" w:hAnsi="Arial"/>
-          <w:b/>
-          <w:bCs/>
-          <w:caps/>
-          <w:color w:val="FF4B14"/>
-          <w:sz w:val="24"/>
-          <w:szCs w:val="24"/>
-        </w:rPr>
-        <w:t xml:space="preserve">CTA</w:t>
+        <w:t xml:space="preserve">GUION 2 — El error #1 en embudos</w:t>
+      </w:r>
+    </w:p>
+    <w:p>
+      <w:pPr>
+        <w:spacing w:after="60" w:before="200"/>
+      </w:pPr>
+      <w:r>
+        <w:rPr>
+          <w:rFonts w:ascii="Arial" w:cs="Arial" w:eastAsia="Arial" w:hAnsi="Arial"/>
+          <w:b/>
+          <w:bCs/>
+          <w:caps/>
+          <w:color w:val="FF4B14"/>
+          <w:sz w:val="24"/>
+          <w:szCs w:val="24"/>
+        </w:rPr>
+        <w:t xml:space="preserve">HOOK:</w:t>
+      </w:r>
+    </w:p>
+    <w:p>
+      <w:pPr>
+        <w:spacing w:after="120" w:before="0"/>
+      </w:pPr>
+      <w:r>
+        <w:rPr>
+          <w:rFonts w:ascii="Arial" w:cs="Arial" w:eastAsia="Arial" w:hAnsi="Arial"/>
+          <w:sz w:val="24"/>
+          <w:szCs w:val="24"/>
+        </w:rPr>
+        <w:t xml:space="preserve">“El 90% de las campañas que audito tienen el mismo error. Y no, no es el creativo.”</w:t>
+      </w:r>
+    </w:p>
+    <w:p>
+      <w:pPr>
+        <w:spacing w:after="60" w:before="200"/>
+      </w:pPr>
+      <w:r>
+        <w:rPr>
+          <w:rFonts w:ascii="Arial" w:cs="Arial" w:eastAsia="Arial" w:hAnsi="Arial"/>
+          <w:b/>
+          <w:bCs/>
+          <w:caps/>
+          <w:color w:val="FF4B14"/>
+          <w:sz w:val="24"/>
+          <w:szCs w:val="24"/>
+        </w:rPr>
+        <w:t xml:space="preserve">CUERPO:</w:t>
+      </w:r>
+    </w:p>
+    <w:p>
+      <w:pPr>
+        <w:spacing w:after="120" w:before="0"/>
+      </w:pPr>
+      <w:r>
+        <w:rPr>
+          <w:rFonts w:ascii="Arial" w:cs="Arial" w:eastAsia="Arial" w:hAnsi="Arial"/>
+          <w:sz w:val="24"/>
+          <w:szCs w:val="24"/>
+        </w:rPr>
+        <w:t xml:space="preserve">Mandan tráfico frío directo a comprar. No hay puente. Un embudo no es “anuncio → compra”. Es “que te conozcan → que confíen → que compren”. Cada etapa pide un mensaje distinto. Al frío le hablas del problema. Al que ya te conoce le quitas la objeción. Al que ya casi, le pones la oferta. Mismo anuncio para los tres y quemas presupuesto.</w:t>
+      </w:r>
+    </w:p>
+    <w:p>
+      <w:pPr>
+        <w:spacing w:after="60" w:before="200"/>
+      </w:pPr>
+      <w:r>
+        <w:rPr>
+          <w:rFonts w:ascii="Arial" w:cs="Arial" w:eastAsia="Arial" w:hAnsi="Arial"/>
+          <w:b/>
+          <w:bCs/>
+          <w:caps/>
+          <w:color w:val="FF4B14"/>
+          <w:sz w:val="24"/>
+          <w:szCs w:val="24"/>
+        </w:rPr>
+        <w:t xml:space="preserve">CTA:</w:t>
       </w:r>
     </w:p>
     <w:p>
       <w:pPr>
         <w:pBdr>
-          <w:bottom w:val="single" w:color="CCCCCC" w:sz="4" w:space="8"/>
+          <w:bottom w:val="single" w:color="CCCCCC" w:sz="4" w:space="4"/>
         </w:pBdr>
-        <w:spacing w:after="160" w:before="80"/>
-      </w:pPr>
-      <w:r>
-        <w:rPr>
-          <w:rFonts w:ascii="Arial" w:cs="Arial" w:eastAsia="Arial" w:hAnsi="Arial"/>
-          <w:sz w:val="24"/>
-          <w:szCs w:val="24"/>
-        </w:rPr>
-        <w:t xml:space="preserve">Mide las cuatro etapas. Optimiza primero la que más pierde.</w:t>
-      </w:r>
-    </w:p>
-    <w:p>
-      <w:pPr>
-        <w:pStyle w:val="Heading1"/>
+        <w:spacing w:after="200" w:before="0"/>
+      </w:pPr>
+      <w:r>
+        <w:rPr>
+          <w:rFonts w:ascii="Arial" w:cs="Arial" w:eastAsia="Arial" w:hAnsi="Arial"/>
+          <w:sz w:val="24"/>
+          <w:szCs w:val="24"/>
+        </w:rPr>
+        <w:t xml:space="preserve">¿Quieres que desarme un embudo bien armado etapa por etapa? Dímelo en comentarios.</w:t>
+      </w:r>
+    </w:p>
+    <w:p>
+      <w:pPr>
         <w:pageBreakBefore/>
-        <w:spacing w:after="320" w:before="0"/>
+        <w:spacing w:after="240" w:before="0"/>
       </w:pPr>
       <w:r>
         <w:rPr>
@@ -269,107 +266,106 @@
           <w:sz w:val="56"/>
           <w:szCs w:val="56"/>
         </w:rPr>
-        <w:t xml:space="preserve">Guion 3 — Un video, todo el embudo</w:t>
-      </w:r>
-    </w:p>
-    <w:p>
-      <w:pPr>
-        <w:spacing w:after="80" w:before="240"/>
-      </w:pPr>
-      <w:r>
-        <w:rPr>
-          <w:rFonts w:ascii="Arial" w:cs="Arial" w:eastAsia="Arial" w:hAnsi="Arial"/>
-          <w:b/>
-          <w:bCs/>
-          <w:caps/>
-          <w:color w:val="FF4B14"/>
-          <w:sz w:val="24"/>
-          <w:szCs w:val="24"/>
-        </w:rPr>
-        <w:t xml:space="preserve">HOOK</w:t>
-      </w:r>
-    </w:p>
-    <w:p>
-      <w:pPr>
-        <w:spacing w:after="160" w:before="80"/>
-      </w:pPr>
-      <w:r>
-        <w:rPr>
-          <w:rFonts w:ascii="Arial" w:cs="Arial" w:eastAsia="Arial" w:hAnsi="Arial"/>
-          <w:sz w:val="24"/>
-          <w:szCs w:val="24"/>
-        </w:rPr>
-        <w:t xml:space="preserve">"¿Cuántos videos necesitas para cubrir todo tu embudo de Meta Ads?"</w:t>
-      </w:r>
-    </w:p>
-    <w:p>
-      <w:pPr>
-        <w:spacing w:after="80" w:before="240"/>
-      </w:pPr>
-      <w:r>
-        <w:rPr>
-          <w:rFonts w:ascii="Arial" w:cs="Arial" w:eastAsia="Arial" w:hAnsi="Arial"/>
-          <w:b/>
-          <w:bCs/>
-          <w:caps/>
-          <w:color w:val="FF4B14"/>
-          <w:sz w:val="24"/>
-          <w:szCs w:val="24"/>
-        </w:rPr>
-        <w:t xml:space="preserve">CUERPO</w:t>
-      </w:r>
-    </w:p>
-    <w:p>
-      <w:pPr>
-        <w:spacing w:after="160" w:before="80"/>
-      </w:pPr>
-      <w:r>
-        <w:rPr>
-          <w:rFonts w:ascii="Arial" w:cs="Arial" w:eastAsia="Arial" w:hAnsi="Arial"/>
-          <w:sz w:val="24"/>
-          <w:szCs w:val="24"/>
-        </w:rPr>
-        <w:t xml:space="preserve">La respuesta que casi todos dan es tres: uno para awareness, uno para consideración, uno para conversión. Un video por etapa del funnel. TOF, MOF, BOF. Tres presupuestos. Tres creativos. Tres veces el trabajo. Y el resultado es que el algoritmo no aprende de ninguno porque cada uno tiene poca señal. Lo que realmente funciona es diferente: un solo video bien producido, segmentado a tres audiencias distintas — tráfico frío, gente que ya interactuó contigo, y remarketing a los que casi compraron. El video es el mismo. La audiencia cambia. El algoritmo aprende más rápido. Y tu CAC se mantiene estable.</w:t>
-      </w:r>
-    </w:p>
-    <w:p>
-      <w:pPr>
-        <w:spacing w:after="80" w:before="240"/>
-      </w:pPr>
-      <w:r>
-        <w:rPr>
-          <w:rFonts w:ascii="Arial" w:cs="Arial" w:eastAsia="Arial" w:hAnsi="Arial"/>
-          <w:b/>
-          <w:bCs/>
-          <w:caps/>
-          <w:color w:val="FF4B14"/>
-          <w:sz w:val="24"/>
-          <w:szCs w:val="24"/>
-        </w:rPr>
-        <w:t xml:space="preserve">CTA</w:t>
+        <w:t xml:space="preserve">GUION 3 — Un video, todo el embudo</w:t>
+      </w:r>
+    </w:p>
+    <w:p>
+      <w:pPr>
+        <w:spacing w:after="60" w:before="200"/>
+      </w:pPr>
+      <w:r>
+        <w:rPr>
+          <w:rFonts w:ascii="Arial" w:cs="Arial" w:eastAsia="Arial" w:hAnsi="Arial"/>
+          <w:b/>
+          <w:bCs/>
+          <w:caps/>
+          <w:color w:val="FF4B14"/>
+          <w:sz w:val="24"/>
+          <w:szCs w:val="24"/>
+        </w:rPr>
+        <w:t xml:space="preserve">HOOK:</w:t>
+      </w:r>
+    </w:p>
+    <w:p>
+      <w:pPr>
+        <w:spacing w:after="120" w:before="0"/>
+      </w:pPr>
+      <w:r>
+        <w:rPr>
+          <w:rFonts w:ascii="Arial" w:cs="Arial" w:eastAsia="Arial" w:hAnsi="Arial"/>
+          <w:sz w:val="24"/>
+          <w:szCs w:val="24"/>
+        </w:rPr>
+        <w:t xml:space="preserve">“No necesitas un video para frío y otro para caliente. Uno puede hacer los dos.”</w:t>
+      </w:r>
+    </w:p>
+    <w:p>
+      <w:pPr>
+        <w:spacing w:after="60" w:before="200"/>
+      </w:pPr>
+      <w:r>
+        <w:rPr>
+          <w:rFonts w:ascii="Arial" w:cs="Arial" w:eastAsia="Arial" w:hAnsi="Arial"/>
+          <w:b/>
+          <w:bCs/>
+          <w:caps/>
+          <w:color w:val="FF4B14"/>
+          <w:sz w:val="24"/>
+          <w:szCs w:val="24"/>
+        </w:rPr>
+        <w:t xml:space="preserve">CUERPO:</w:t>
+      </w:r>
+    </w:p>
+    <w:p>
+      <w:pPr>
+        <w:spacing w:after="120" w:before="0"/>
+      </w:pPr>
+      <w:r>
+        <w:rPr>
+          <w:rFonts w:ascii="Arial" w:cs="Arial" w:eastAsia="Arial" w:hAnsi="Arial"/>
+          <w:sz w:val="24"/>
+          <w:szCs w:val="24"/>
+        </w:rPr>
+        <w:t xml:space="preserve">La gente cree que necesita creativos separados para arriba y abajo del embudo. En escala tiene sentido, pero no es obligatorio. Un video bien construido atrapa al frío con el hook, le explica en el cuerpo por qué esto resuelve su problema, y cierra con la oferta al que ya estaba listo. El frío que lo ve dos veces ya es tibio. El tibio que lo ve otra vez, compra. Si el embudo está bien armado, ese mismo video convierte a alguien frío en compra sin que el CAC se dispare. No es magia, es estructura.</w:t>
+      </w:r>
+    </w:p>
+    <w:p>
+      <w:pPr>
+        <w:spacing w:after="60" w:before="200"/>
+      </w:pPr>
+      <w:r>
+        <w:rPr>
+          <w:rFonts w:ascii="Arial" w:cs="Arial" w:eastAsia="Arial" w:hAnsi="Arial"/>
+          <w:b/>
+          <w:bCs/>
+          <w:caps/>
+          <w:color w:val="FF4B14"/>
+          <w:sz w:val="24"/>
+          <w:szCs w:val="24"/>
+        </w:rPr>
+        <w:t xml:space="preserve">CTA:</w:t>
       </w:r>
     </w:p>
     <w:p>
       <w:pPr>
         <w:pBdr>
-          <w:bottom w:val="single" w:color="CCCCCC" w:sz="4" w:space="8"/>
+          <w:bottom w:val="single" w:color="CCCCCC" w:sz="4" w:space="4"/>
         </w:pBdr>
-        <w:spacing w:after="160" w:before="80"/>
-      </w:pPr>
-      <w:r>
-        <w:rPr>
-          <w:rFonts w:ascii="Arial" w:cs="Arial" w:eastAsia="Arial" w:hAnsi="Arial"/>
-          <w:sz w:val="24"/>
-          <w:szCs w:val="24"/>
-        </w:rPr>
-        <w:t xml:space="preserve">Estructura primero. Creativos después.</w:t>
-      </w:r>
-    </w:p>
-    <w:p>
-      <w:pPr>
-        <w:pStyle w:val="Heading1"/>
+        <w:spacing w:after="200" w:before="0"/>
+      </w:pPr>
+      <w:r>
+        <w:rPr>
+          <w:rFonts w:ascii="Arial" w:cs="Arial" w:eastAsia="Arial" w:hAnsi="Arial"/>
+          <w:sz w:val="24"/>
+          <w:szCs w:val="24"/>
+        </w:rPr>
+        <w:t xml:space="preserve">Antes de dividir presupuestos y hacer diez creativos, pregúntate si el que ya tienes cuenta la historia completa.</w:t>
+      </w:r>
+    </w:p>
+    <w:p>
+      <w:pPr>
         <w:pageBreakBefore/>
-        <w:spacing w:after="320" w:before="0"/>
+        <w:spacing w:after="240" w:before="0"/>
       </w:pPr>
       <w:r>
         <w:rPr>
@@ -379,107 +375,106 @@
           <w:sz w:val="56"/>
           <w:szCs w:val="56"/>
         </w:rPr>
-        <w:t xml:space="preserve">Guion 4 — Duplicar el presupuesto NO duplica las ventas</w:t>
-      </w:r>
-    </w:p>
-    <w:p>
-      <w:pPr>
-        <w:spacing w:after="80" w:before="240"/>
-      </w:pPr>
-      <w:r>
-        <w:rPr>
-          <w:rFonts w:ascii="Arial" w:cs="Arial" w:eastAsia="Arial" w:hAnsi="Arial"/>
-          <w:b/>
-          <w:bCs/>
-          <w:caps/>
-          <w:color w:val="FF4B14"/>
-          <w:sz w:val="24"/>
-          <w:szCs w:val="24"/>
-        </w:rPr>
-        <w:t xml:space="preserve">HOOK</w:t>
-      </w:r>
-    </w:p>
-    <w:p>
-      <w:pPr>
-        <w:spacing w:after="160" w:before="80"/>
-      </w:pPr>
-      <w:r>
-        <w:rPr>
-          <w:rFonts w:ascii="Arial" w:cs="Arial" w:eastAsia="Arial" w:hAnsi="Arial"/>
-          <w:sz w:val="24"/>
-          <w:szCs w:val="24"/>
-        </w:rPr>
-        <w:t xml:space="preserve">"Si duplicas el presupuesto esperando el doble de ventas... malas noticias."</w:t>
-      </w:r>
-    </w:p>
-    <w:p>
-      <w:pPr>
-        <w:spacing w:after="80" w:before="240"/>
-      </w:pPr>
-      <w:r>
-        <w:rPr>
-          <w:rFonts w:ascii="Arial" w:cs="Arial" w:eastAsia="Arial" w:hAnsi="Arial"/>
-          <w:b/>
-          <w:bCs/>
-          <w:caps/>
-          <w:color w:val="FF4B14"/>
-          <w:sz w:val="24"/>
-          <w:szCs w:val="24"/>
-        </w:rPr>
-        <w:t xml:space="preserve">CUERPO</w:t>
-      </w:r>
-    </w:p>
-    <w:p>
-      <w:pPr>
-        <w:spacing w:after="160" w:before="80"/>
-      </w:pPr>
-      <w:r>
-        <w:rPr>
-          <w:rFonts w:ascii="Arial" w:cs="Arial" w:eastAsia="Arial" w:hAnsi="Arial"/>
-          <w:sz w:val="24"/>
-          <w:szCs w:val="24"/>
-        </w:rPr>
-        <w:t xml:space="preserve">La curva de escala en Meta no es lineal. Al principio sí — subes presupuesto, suben los resultados. Pero llega un punto donde el algoritmo ya agotó a tu audiencia ideal y empieza a mostrarle el anuncio a personas con menos probabilidad de comprar. El ROAS cae. El costo por resultado sube. Y si duplicaste el presupuesto de golpe, el algoritmo entra en fase de aprendizaje y los primeros días son un caos. La regla que funciona es escalar máximo un 20% por semana, y solo si el ROAS de los últimos 3 días aguanta. No es glamoroso, pero es la diferencia entre escalar y quemar.</w:t>
-      </w:r>
-    </w:p>
-    <w:p>
-      <w:pPr>
-        <w:spacing w:after="80" w:before="240"/>
-      </w:pPr>
-      <w:r>
-        <w:rPr>
-          <w:rFonts w:ascii="Arial" w:cs="Arial" w:eastAsia="Arial" w:hAnsi="Arial"/>
-          <w:b/>
-          <w:bCs/>
-          <w:caps/>
-          <w:color w:val="FF4B14"/>
-          <w:sz w:val="24"/>
-          <w:szCs w:val="24"/>
-        </w:rPr>
-        <w:t xml:space="preserve">CTA</w:t>
+        <w:t xml:space="preserve">GUION 4 — Duplicar tu presupuesto NO duplica tus ventas</w:t>
+      </w:r>
+    </w:p>
+    <w:p>
+      <w:pPr>
+        <w:spacing w:after="60" w:before="200"/>
+      </w:pPr>
+      <w:r>
+        <w:rPr>
+          <w:rFonts w:ascii="Arial" w:cs="Arial" w:eastAsia="Arial" w:hAnsi="Arial"/>
+          <w:b/>
+          <w:bCs/>
+          <w:caps/>
+          <w:color w:val="FF4B14"/>
+          <w:sz w:val="24"/>
+          <w:szCs w:val="24"/>
+        </w:rPr>
+        <w:t xml:space="preserve">HOOK:</w:t>
+      </w:r>
+    </w:p>
+    <w:p>
+      <w:pPr>
+        <w:spacing w:after="120" w:before="0"/>
+      </w:pPr>
+      <w:r>
+        <w:rPr>
+          <w:rFonts w:ascii="Arial" w:cs="Arial" w:eastAsia="Arial" w:hAnsi="Arial"/>
+          <w:sz w:val="24"/>
+          <w:szCs w:val="24"/>
+        </w:rPr>
+        <w:t xml:space="preserve">“Si duplicas tu presupuesto en Meta esperando el doble de ventas, malas noticias.”</w:t>
+      </w:r>
+    </w:p>
+    <w:p>
+      <w:pPr>
+        <w:spacing w:after="60" w:before="200"/>
+      </w:pPr>
+      <w:r>
+        <w:rPr>
+          <w:rFonts w:ascii="Arial" w:cs="Arial" w:eastAsia="Arial" w:hAnsi="Arial"/>
+          <w:b/>
+          <w:bCs/>
+          <w:caps/>
+          <w:color w:val="FF4B14"/>
+          <w:sz w:val="24"/>
+          <w:szCs w:val="24"/>
+        </w:rPr>
+        <w:t xml:space="preserve">CUERPO:</w:t>
+      </w:r>
+    </w:p>
+    <w:p>
+      <w:pPr>
+        <w:spacing w:after="120" w:before="0"/>
+      </w:pPr>
+      <w:r>
+        <w:rPr>
+          <w:rFonts w:ascii="Arial" w:cs="Arial" w:eastAsia="Arial" w:hAnsi="Arial"/>
+          <w:sz w:val="24"/>
+          <w:szCs w:val="24"/>
+        </w:rPr>
+        <w:t xml:space="preserve">No funciona lineal. Cuando subes el gasto de golpe pasan tres cosas: reinicias la fase de aprendizaje, saturas a tu mejor audiencia —sube la frecuencia, baja el rendimiento— y empiezas a pagar por gente menos calificada. Escalar no es subirle al número, es ampliar el embudo: más ángulos, más creativos, más audiencias nuevas. El presupuesto sigue a la estructura, no al revés.</w:t>
+      </w:r>
+    </w:p>
+    <w:p>
+      <w:pPr>
+        <w:spacing w:after="60" w:before="200"/>
+      </w:pPr>
+      <w:r>
+        <w:rPr>
+          <w:rFonts w:ascii="Arial" w:cs="Arial" w:eastAsia="Arial" w:hAnsi="Arial"/>
+          <w:b/>
+          <w:bCs/>
+          <w:caps/>
+          <w:color w:val="FF4B14"/>
+          <w:sz w:val="24"/>
+          <w:szCs w:val="24"/>
+        </w:rPr>
+        <w:t xml:space="preserve">CTA:</w:t>
       </w:r>
     </w:p>
     <w:p>
       <w:pPr>
         <w:pBdr>
-          <w:bottom w:val="single" w:color="CCCCCC" w:sz="4" w:space="8"/>
+          <w:bottom w:val="single" w:color="CCCCCC" w:sz="4" w:space="4"/>
         </w:pBdr>
-        <w:spacing w:after="160" w:before="80"/>
-      </w:pPr>
-      <w:r>
-        <w:rPr>
-          <w:rFonts w:ascii="Arial" w:cs="Arial" w:eastAsia="Arial" w:hAnsi="Arial"/>
-          <w:sz w:val="24"/>
-          <w:szCs w:val="24"/>
-        </w:rPr>
-        <w:t xml:space="preserve">Escala máximo +20% por semana. Solo si el ROAS aguanta.</w:t>
-      </w:r>
-    </w:p>
-    <w:p>
-      <w:pPr>
-        <w:pStyle w:val="Heading1"/>
+        <w:spacing w:after="200" w:before="0"/>
+      </w:pPr>
+      <w:r>
+        <w:rPr>
+          <w:rFonts w:ascii="Arial" w:cs="Arial" w:eastAsia="Arial" w:hAnsi="Arial"/>
+          <w:sz w:val="24"/>
+          <w:szCs w:val="24"/>
+        </w:rPr>
+        <w:t xml:space="preserve">Sube de a poco, máximo 20% por semana, y solo si el ROAS aguanta. Lo demás es quemar dinero.</w:t>
+      </w:r>
+    </w:p>
+    <w:p>
+      <w:pPr>
         <w:pageBreakBefore/>
-        <w:spacing w:after="320" w:before="0"/>
+        <w:spacing w:after="240" w:before="0"/>
       </w:pPr>
       <w:r>
         <w:rPr>
@@ -489,59 +484,59 @@
           <w:sz w:val="56"/>
           <w:szCs w:val="56"/>
         </w:rPr>
-        <w:t xml:space="preserve">Guion 5 — La oferta se come al embudo</w:t>
-      </w:r>
-    </w:p>
-    <w:p>
-      <w:pPr>
-        <w:spacing w:after="80" w:before="240"/>
-      </w:pPr>
-      <w:r>
-        <w:rPr>
-          <w:rFonts w:ascii="Arial" w:cs="Arial" w:eastAsia="Arial" w:hAnsi="Arial"/>
-          <w:b/>
-          <w:bCs/>
-          <w:caps/>
-          <w:color w:val="FF4B14"/>
-          <w:sz w:val="24"/>
-          <w:szCs w:val="24"/>
-        </w:rPr>
-        <w:t xml:space="preserve">HOOK</w:t>
-      </w:r>
-    </w:p>
-    <w:p>
-      <w:pPr>
-        <w:spacing w:after="160" w:before="80"/>
-      </w:pPr>
-      <w:r>
-        <w:rPr>
-          <w:rFonts w:ascii="Arial" w:cs="Arial" w:eastAsia="Arial" w:hAnsi="Arial"/>
-          <w:sz w:val="24"/>
-          <w:szCs w:val="24"/>
-        </w:rPr>
-        <w:t xml:space="preserve">"El mejor embudo del mundo no va a salvar una oferta mediocre."</w:t>
-      </w:r>
-    </w:p>
-    <w:p>
-      <w:pPr>
-        <w:spacing w:after="80" w:before="240"/>
-      </w:pPr>
-      <w:r>
-        <w:rPr>
-          <w:rFonts w:ascii="Arial" w:cs="Arial" w:eastAsia="Arial" w:hAnsi="Arial"/>
-          <w:b/>
-          <w:bCs/>
-          <w:caps/>
-          <w:color w:val="FF4B14"/>
-          <w:sz w:val="24"/>
-          <w:szCs w:val="24"/>
-        </w:rPr>
-        <w:t xml:space="preserve">CUERPO</w:t>
-      </w:r>
-    </w:p>
-    <w:p>
-      <w:pPr>
-        <w:spacing w:after="160" w:before="80"/>
+        <w:t xml:space="preserve">GUION 5 — La oferta se come al embudo</w:t>
+      </w:r>
+    </w:p>
+    <w:p>
+      <w:pPr>
+        <w:spacing w:after="60" w:before="200"/>
+      </w:pPr>
+      <w:r>
+        <w:rPr>
+          <w:rFonts w:ascii="Arial" w:cs="Arial" w:eastAsia="Arial" w:hAnsi="Arial"/>
+          <w:b/>
+          <w:bCs/>
+          <w:caps/>
+          <w:color w:val="FF4B14"/>
+          <w:sz w:val="24"/>
+          <w:szCs w:val="24"/>
+        </w:rPr>
+        <w:t xml:space="preserve">HOOK:</w:t>
+      </w:r>
+    </w:p>
+    <w:p>
+      <w:pPr>
+        <w:spacing w:after="120" w:before="0"/>
+      </w:pPr>
+      <w:r>
+        <w:rPr>
+          <w:rFonts w:ascii="Arial" w:cs="Arial" w:eastAsia="Arial" w:hAnsi="Arial"/>
+          <w:sz w:val="24"/>
+          <w:szCs w:val="24"/>
+        </w:rPr>
+        <w:t xml:space="preserve">“El mejor embudo del mundo no va a salvar una oferta mediocre.”</w:t>
+      </w:r>
+    </w:p>
+    <w:p>
+      <w:pPr>
+        <w:spacing w:after="60" w:before="200"/>
+      </w:pPr>
+      <w:r>
+        <w:rPr>
+          <w:rFonts w:ascii="Arial" w:cs="Arial" w:eastAsia="Arial" w:hAnsi="Arial"/>
+          <w:b/>
+          <w:bCs/>
+          <w:caps/>
+          <w:color w:val="FF4B14"/>
+          <w:sz w:val="24"/>
+          <w:szCs w:val="24"/>
+        </w:rPr>
+        <w:t xml:space="preserve">CUERPO:</w:t>
+      </w:r>
+    </w:p>
+    <w:p>
+      <w:pPr>
+        <w:spacing w:after="120" w:before="0"/>
       </w:pPr>
       <w:r>
         <w:rPr>
@@ -554,27 +549,27 @@
     </w:p>
     <w:p>
       <w:pPr>
-        <w:spacing w:after="80" w:before="240"/>
-      </w:pPr>
-      <w:r>
-        <w:rPr>
-          <w:rFonts w:ascii="Arial" w:cs="Arial" w:eastAsia="Arial" w:hAnsi="Arial"/>
-          <w:b/>
-          <w:bCs/>
-          <w:caps/>
-          <w:color w:val="FF4B14"/>
-          <w:sz w:val="24"/>
-          <w:szCs w:val="24"/>
-        </w:rPr>
-        <w:t xml:space="preserve">CTA</w:t>
+        <w:spacing w:after="60" w:before="200"/>
+      </w:pPr>
+      <w:r>
+        <w:rPr>
+          <w:rFonts w:ascii="Arial" w:cs="Arial" w:eastAsia="Arial" w:hAnsi="Arial"/>
+          <w:b/>
+          <w:bCs/>
+          <w:caps/>
+          <w:color w:val="FF4B14"/>
+          <w:sz w:val="24"/>
+          <w:szCs w:val="24"/>
+        </w:rPr>
+        <w:t xml:space="preserve">CTA:</w:t>
       </w:r>
     </w:p>
     <w:p>
       <w:pPr>
         <w:pBdr>
-          <w:bottom w:val="single" w:color="CCCCCC" w:sz="4" w:space="8"/>
+          <w:bottom w:val="single" w:color="CCCCCC" w:sz="4" w:space="4"/>
         </w:pBdr>
-        <w:spacing w:after="160" w:before="80"/>
+        <w:spacing w:after="200" w:before="0"/>
       </w:pPr>
       <w:r>
         <w:rPr>
@@ -971,23 +966,5 @@
       <w:szCs w:val="20"/>
     </w:rPr>
   </w:style>
-  <w:style w:type="paragraph" w:styleId="Heading1">
-    <w:name w:val="Heading 1"/>
-    <w:basedOn w:val="Normal"/>
-    <w:next w:val="Normal"/>
-    <w:qFormat/>
-    <w:pPr>
-      <w:spacing w:after="320" w:before="0"/>
-      <w:outlineLvl w:val="0"/>
-    </w:pPr>
-    <w:rPr>
-      <w:rFonts w:ascii="Arial" w:cs="Arial" w:eastAsia="Arial" w:hAnsi="Arial"/>
-      <w:b/>
-      <w:bCs/>
-      <w:color w:val="000000"/>
-      <w:sz w:val="56"/>
-      <w:szCs w:val="56"/>
-    </w:rPr>
-  </w:style>
 </w:styles>
 </file>